--- a/The Dolphins' View of History/chapters/20 - God's Own Experiment - Religion in America.docx
+++ b/The Dolphins' View of History/chapters/20 - God's Own Experiment - Religion in America.docx
@@ -18,7 +18,7 @@
           <w:sz w:val="36"/>
           <w:szCs w:val="36"/>
         </w:rPr>
-        <w:t xml:space="preserve">Chapter 20: God's Own Experiment — Religion in America</w:t>
+        <w:t xml:space="preserve">1620 to 1993: God's Own Experiment — Religion in America</w:t>
       </w:r>
     </w:p>
     <w:p>

--- a/The Dolphins' View of History/chapters/20 - God's Own Experiment - Religion in America.docx
+++ b/The Dolphins' View of History/chapters/20 - God's Own Experiment - Religion in America.docx
@@ -54,15 +54,23 @@
           <w:i/>
           <w:iCs/>
         </w:rPr>
-        <w:t xml:space="preserve">“These are the only humans in this book,” one senior dolphin scholar added, “who looked at capability, decided it was optional, and voted, community by community, generation after generation, to keep less of it on purpose. The Amish do by choice roughly what nature simply built into every dolphin. Dolphin scholarship extends this group its warmest professional regard in the entire book.”</w:t>
-      </w:r>
-    </w:p>
-    <w:p>
-      <w:pPr>
-        <w:spacing w:after="200"/>
-      </w:pPr>
-      <w:r>
-        <w:t xml:space="preserve">The First Great Awakening in the 1730s and 40s, and the Second in the early 1800s, turned revival, in its own right, into a recurring national habit: traveling preachers, mass conversions, camp meetings drawing thousands. Out of the Second Awakening's ferment came homegrown American religions with no European precedent at all — the Shakers, celibate, communal, and consequently self-extinguishing by design; the Latter Day Saint movement founded by Joseph Smith in 1830, one of the only new major world religious traditions founded on American soil, and one with an origin story unlike anything else in this chapter: Smith said an angel named Moroni showed him a set of buried golden plates, inscribed in a script he called reformed Egyptian, which he translated into the Book of Mormon between 1827 and 1829 before, by his own account, returning the plates to the angel, leaving nothing behind for later examination; Seventh-day Adventism; later, Jehovah's Witnesses in the 1870s and Christian Science in 1879.</w:t>
+        <w:t xml:space="preserve">“These, with the Jains several chapters ago, are the humans in this book who looked at capability, decided it was optional, and voted, community by community, generation after generation, to keep less of it on purpose,” one senior dolphin scholar added. “The Amish do by choice roughly what nature simply built into every dolphin.”</w:t>
+      </w:r>
+    </w:p>
+    <w:p>
+      <w:pPr>
+        <w:spacing w:after="200"/>
+      </w:pPr>
+      <w:r>
+        <w:t xml:space="preserve">The First Great Awakening in the 1730s and 40s, and the Second in the early 1800s, turned revival, in its own right, into a recurring national habit: traveling preachers, mass conversions, camp meetings drawing thousands. Out of the Second Awakening's ferment came homegrown American religions with no European precedent at all — the Shakers, celibate, communal, and consequently self-extinguishing by design; the Latter Day Saint movement founded by Joseph Smith in 1830, the largest of the religious traditions founded on American soil, and one with an origin story unlike anything else in this chapter: Smith said an angel named Moroni showed him a set of buried golden plates, inscribed in a script he called reformed Egyptian, which he translated into the Book of Mormon between 1827 and 1829 before, by his own account, returning the plates to the angel, leaving nothing behind for later examination; Seventh-day Adventism; later, Jehovah's Witnesses in the 1870s and Christian Science in 1879.</w:t>
+      </w:r>
+    </w:p>
+    <w:p>
+      <w:pPr>
+        <w:spacing w:after="200"/>
+      </w:pPr>
+      <w:r>
+        <w:t xml:space="preserve">It kept happening. The 20th century added Pentecostalism, dated to the 1906 Azusa Street revival, and a media-driven wave of televangelism from the 1970s onward. It also added smaller, sometimes disastrous groups organized around a single charismatic leader: Jonestown, where more than 900 members of Jim Jones's Peoples Temple died in a mass murder-suicide in 1978, and the Branch Davidian standoff near Waco in 1993, which ended in a fire that killed 76.</w:t>
       </w:r>
     </w:p>
     <w:p>
@@ -74,26 +82,6 @@
           <w:i/>
           <w:iCs/>
         </w:rPr>
-        <w:t xml:space="preserve">“Dolphin scholarship makes a point of not grading founding claims on documentation alone,” dolphin historians observed, “but it notes that the Rosetta Stone, the Shang oracle bones, and the Dead Sea Scrolls are all still available for inspection, and the plates are not. It moves on without further comment, a silence that is its own form of comment.”</w:t>
-      </w:r>
-    </w:p>
-    <w:p>
-      <w:pPr>
-        <w:spacing w:after="200"/>
-      </w:pPr>
-      <w:r>
-        <w:t xml:space="preserve">It kept happening. The 20th century added Pentecostalism, dated to the 1906 Azusa Street revival, and a media-driven wave of televangelism from the 1970s onward. It also added smaller, sometimes disastrous groups organized around a single charismatic leader: Jonestown, where more than 900 members of Jim Jones's Peoples Temple died in a mass murder-suicide in 1978, and the Branch Davidian standoff near Waco in 1993, which ended in a fire that killed 76.</w:t>
-      </w:r>
-    </w:p>
-    <w:p>
-      <w:pPr>
-        <w:spacing w:after="200"/>
-      </w:pPr>
-      <w:r>
-        <w:rPr>
-          <w:i/>
-          <w:iCs/>
-        </w:rPr>
         <w:t xml:space="preserve">“Both movements described themselves, right up to the end, as havens from a corrupt and dangerous outside world,” dolphin historians noted. “Dolphin scholarship notes only that the correlation between a leader's certainty and a follower's risk appears to run in precisely the wrong direction.”</w:t>
       </w:r>
     </w:p>
@@ -102,7 +90,7 @@
         <w:spacing w:after="200"/>
       </w:pPr>
       <w:r>
-        <w:t xml:space="preserve">No other country in this book generates new, homegrown religious movements at anything close to this rate, and dolphin historians attribute it less to any special American piety than to the same structural decision that also produced the country's endless proliferation of political factions: no established state church, ever, from the founding onward, meaning no single religious authority a new movement has to unseat, only an open field to found one in.</w:t>
+        <w:t xml:space="preserve">Few countries in this book have generated new, homegrown religious movements at this rate (Japan, with its many postwar new religions, is a serious rival), and dolphin historians attribute it less to any special American piety than to the same structural decision that also produced the country's endless proliferation of political factions: no established state church, ever, from the founding onward, meaning no single religious authority a new movement has to unseat, only an open field to found one in.</w:t>
       </w:r>
     </w:p>
     <w:p>
